--- a/Collatio/10a/1. Textos/1. Marcados/10a-I.docx
+++ b/Collatio/10a/1. Textos/1. Marcados/10a-I.docx
@@ -1,66 +1,101 @@
 
 <file path=word/document.xml><?xml version="1.0" encoding="utf-8"?>
-<w:document xmlns:wpc="http://schemas.microsoft.com/office/word/2010/wordprocessingCanvas" xmlns:cx="http://schemas.microsoft.com/office/drawing/2014/chartex" xmlns:cx1="http://schemas.microsoft.com/office/drawing/2015/9/8/chartex" xmlns:cx2="http://schemas.microsoft.com/office/drawing/2015/10/21/chartex" xmlns:cx3="http://schemas.microsoft.com/office/drawing/2016/5/9/chartex" xmlns:cx4="http://schemas.microsoft.com/office/drawing/2016/5/10/chartex" xmlns:cx5="http://schemas.microsoft.com/office/drawing/2016/5/11/chartex" xmlns:cx6="http://schemas.microsoft.com/office/drawing/2016/5/12/chartex" xmlns:cx7="http://schemas.microsoft.com/office/drawing/2016/5/13/chartex" xmlns:cx8="http://schemas.microsoft.com/office/drawing/2016/5/14/chartex" xmlns:mc="http://schemas.openxmlformats.org/markup-compatibility/2006" xmlns:aink="http://schemas.microsoft.com/office/drawing/2016/ink" xmlns:am3d="http://schemas.microsoft.com/office/drawing/2017/model3d" xmlns:o="urn:schemas-microsoft-com:office:office" xmlns:oel="http://schemas.microsoft.com/office/2019/extlst" xmlns:r="http://schemas.openxmlformats.org/officeDocument/2006/relationships" xmlns:m="http://schemas.openxmlformats.org/officeDocument/2006/math" xmlns:v="urn:schemas-microsoft-com:vml" xmlns:wp14="http://schemas.microsoft.com/office/word/2010/wordprocessingDrawing" xmlns:wp="http://schemas.openxmlformats.org/drawingml/2006/wordprocessingDrawing" xmlns:w10="urn:schemas-microsoft-com:office:word" xmlns:w="http://schemas.openxmlformats.org/wordprocessingml/2006/main" xmlns:w14="http://schemas.microsoft.com/office/word/2010/wordml" xmlns:w15="http://schemas.microsoft.com/office/word/2012/wordml" xmlns:w16cex="http://schemas.microsoft.com/office/word/2018/wordml/cex" xmlns:w16cid="http://schemas.microsoft.com/office/word/2016/wordml/cid" xmlns:w16="http://schemas.microsoft.com/office/word/2018/wordml" xmlns:w16sdtdh="http://schemas.microsoft.com/office/word/2020/wordml/sdtdatahash" xmlns:w16se="http://schemas.microsoft.com/office/word/2015/wordml/symex" xmlns:wpg="http://schemas.microsoft.com/office/word/2010/wordprocessingGroup" xmlns:wpi="http://schemas.microsoft.com/office/word/2010/wordprocessingInk" xmlns:wne="http://schemas.microsoft.com/office/word/2006/wordml" xmlns:wps="http://schemas.microsoft.com/office/word/2010/wordprocessingShape" mc:Ignorable="w14 w15 w16se w16cid w16 w16cex w16sdtdh wp14">
+<w:document xmlns:wpc="http://schemas.microsoft.com/office/word/2010/wordprocessingCanvas" xmlns:cx="http://schemas.microsoft.com/office/drawing/2014/chartex" xmlns:cx1="http://schemas.microsoft.com/office/drawing/2015/9/8/chartex" xmlns:cx2="http://schemas.microsoft.com/office/drawing/2015/10/21/chartex" xmlns:cx3="http://schemas.microsoft.com/office/drawing/2016/5/9/chartex" xmlns:cx4="http://schemas.microsoft.com/office/drawing/2016/5/10/chartex" xmlns:cx5="http://schemas.microsoft.com/office/drawing/2016/5/11/chartex" xmlns:cx6="http://schemas.microsoft.com/office/drawing/2016/5/12/chartex" xmlns:cx7="http://schemas.microsoft.com/office/drawing/2016/5/13/chartex" xmlns:cx8="http://schemas.microsoft.com/office/drawing/2016/5/14/chartex" xmlns:mc="http://schemas.openxmlformats.org/markup-compatibility/2006" xmlns:aink="http://schemas.microsoft.com/office/drawing/2016/ink" xmlns:am3d="http://schemas.microsoft.com/office/drawing/2017/model3d" xmlns:o="urn:schemas-microsoft-com:office:office" xmlns:oel="http://schemas.microsoft.com/office/2019/extlst" xmlns:r="http://schemas.openxmlformats.org/officeDocument/2006/relationships" xmlns:m="http://schemas.openxmlformats.org/officeDocument/2006/math" xmlns:v="urn:schemas-microsoft-com:vml" xmlns:wp14="http://schemas.microsoft.com/office/word/2010/wordprocessingDrawing" xmlns:wp="http://schemas.openxmlformats.org/drawingml/2006/wordprocessingDrawing" xmlns:w10="urn:schemas-microsoft-com:office:word" xmlns:w="http://schemas.openxmlformats.org/wordprocessingml/2006/main" xmlns:w14="http://schemas.microsoft.com/office/word/2010/wordml" xmlns:w15="http://schemas.microsoft.com/office/word/2012/wordml" xmlns:w16cex="http://schemas.microsoft.com/office/word/2018/wordml/cex" xmlns:w16cid="http://schemas.microsoft.com/office/word/2016/wordml/cid" xmlns:w16="http://schemas.microsoft.com/office/word/2018/wordml" xmlns:w16du="http://schemas.microsoft.com/office/word/2023/wordml/word16du" xmlns:w16sdtdh="http://schemas.microsoft.com/office/word/2020/wordml/sdtdatahash" xmlns:w16sdtfl="http://schemas.microsoft.com/office/word/2024/wordml/sdtformatlock" xmlns:w16se="http://schemas.microsoft.com/office/word/2015/wordml/symex" xmlns:wpg="http://schemas.microsoft.com/office/word/2010/wordprocessingGroup" xmlns:wpi="http://schemas.microsoft.com/office/word/2010/wordprocessingInk" xmlns:wne="http://schemas.microsoft.com/office/word/2006/wordml" xmlns:wps="http://schemas.microsoft.com/office/word/2010/wordprocessingShape" mc:Ignorable="w14 w15 w16se w16cid w16 w16cex w16sdtdh w16sdtfl w16du wp14">
   <w:body>
     <w:p>
-      <w:r>
-        <w:rPr>
+      <w:pPr>
+        <w:rPr>
+          <w:rFonts w:ascii="Brill" w:hAnsi="Brill"/>
+        </w:rPr>
+      </w:pPr>
+      <w:r>
+        <w:rPr>
+          <w:rFonts w:ascii="Brill" w:hAnsi="Brill"/>
           <w:color w:val="FF0000"/>
         </w:rPr>
         <w:t xml:space="preserve">33r </w:t>
       </w:r>
       <w:r>
+        <w:rPr>
+          <w:rFonts w:ascii="Brill" w:hAnsi="Brill"/>
+        </w:rPr>
         <w:t xml:space="preserve">% respondio el diciplo e dixo ruego te maestro que me digas por que razon quiso el nuestro señor que santa Maria de que el priso carne fuese virgen ante que concibiese % E otro si que fincase virgen despues que pario % Sepas que quando </w:t>
       </w:r>
       <w:r>
         <w:rPr>
+          <w:rFonts w:ascii="Brill" w:hAnsi="Brill"/>
           <w:lang w:val="es-ES"/>
         </w:rPr>
         <w:t>E</w:t>
       </w:r>
       <w:r>
+        <w:rPr>
+          <w:rFonts w:ascii="Brill" w:hAnsi="Brill"/>
+        </w:rPr>
         <w:t>va peco en el paraiso terrenal. que hera entonce virgen que no la avia conocido Adam su marido asi como marido deve conocer a su muger % E de ante non sabian d esto ninguna cosa. ni avian verguença de lo que tra</w:t>
       </w:r>
       <w:r>
         <w:rPr>
+          <w:rFonts w:ascii="Brill" w:hAnsi="Brill"/>
           <w:lang w:val="es-ES"/>
         </w:rPr>
         <w:t>i</w:t>
       </w:r>
       <w:r>
+        <w:rPr>
+          <w:rFonts w:ascii="Brill" w:hAnsi="Brill"/>
+        </w:rPr>
         <w:t xml:space="preserve">an cada uno d ellos consigo descubierto % despues que fueron fuera del paraiso se </w:t>
       </w:r>
       <w:r>
         <w:rPr>
+          <w:rFonts w:ascii="Brill" w:hAnsi="Brill"/>
           <w:color w:val="FF0000"/>
         </w:rPr>
         <w:t xml:space="preserve">33v </w:t>
       </w:r>
       <w:r>
+        <w:rPr>
+          <w:rFonts w:ascii="Brill" w:hAnsi="Brill"/>
+        </w:rPr>
         <w:t>el uno al otro por fazer engendramiento E de alli adelante ovieron sus fijos % E por que quando este pecado que te ya dixe que fizo Eva ella era ya virgen % por ende quiso nuestro señor quando vino a salvar este pecado en la encarnacion que el tomo en santa Maria su madre que fuese virgen tan buena e tan cumplida como ella fue toda via en fecho e en voluntad E de</w:t>
       </w:r>
       <w:r>
+        <w:rPr>
+          <w:rFonts w:ascii="Brill" w:hAnsi="Brill"/>
+        </w:rPr>
         <w:t xml:space="preserve"> </w:t>
       </w:r>
       <w:r>
+        <w:rPr>
+          <w:rFonts w:ascii="Brill" w:hAnsi="Brill"/>
+        </w:rPr>
         <w:t>mas d esto quiso que fincase virgen despues del parto toda via % ca era virgen Eva ante que pecase e perdio la virginidad despues que peco % E en santa Maria fue lo contrario ca fue virgen ante que conciviese e fue</w:t>
       </w:r>
       <w:r>
         <w:rPr>
+          <w:rFonts w:ascii="Brill" w:hAnsi="Brill"/>
           <w:lang w:val="es-ES"/>
         </w:rPr>
         <w:t xml:space="preserve"> </w:t>
       </w:r>
       <w:r>
+        <w:rPr>
+          <w:rFonts w:ascii="Brill" w:hAnsi="Brill"/>
+        </w:rPr>
         <w:t xml:space="preserve">lo despues del concevimiento e finco virgen despues del parto despues de la nacencia de Jesucristo para siempre Jamas. % esto por dos cosas la primera para demostrar el su poder quan grande es en poder fazer lo % ca falla ombre que la muger bien puede concevir seyendo virgen mas segun natura non puede parir que se non aya a corromper % E esto quiso el nuestro señor fazer por miraglo para nos mostrar quan grande es el su poder. la segunda </w:t>
       </w:r>
       <w:r>
         <w:rPr>
+          <w:rFonts w:ascii="Brill" w:hAnsi="Brill"/>
           <w:color w:val="FF0000"/>
         </w:rPr>
         <w:t xml:space="preserve">34r </w:t>
       </w:r>
       <w:r>
+        <w:rPr>
+          <w:rFonts w:ascii="Brill" w:hAnsi="Brill"/>
+        </w:rPr>
         <w:t>cosa por que lo fizo es por la gran bondad d ella % por que asi como ella fue sin mancilla que asi la queria el guardar por si mesmo para levar la a la corona del reino celestial e por poner la a la su mano diestra do reina el e ella para siempre Jamas.</w:t>
       </w:r>
     </w:p>
@@ -75,7 +110,7 @@
 </file>
 
 <file path=word/styles.xml><?xml version="1.0" encoding="utf-8"?>
-<w:styles xmlns:mc="http://schemas.openxmlformats.org/markup-compatibility/2006" xmlns:r="http://schemas.openxmlformats.org/officeDocument/2006/relationships" xmlns:w="http://schemas.openxmlformats.org/wordprocessingml/2006/main" xmlns:w14="http://schemas.microsoft.com/office/word/2010/wordml" xmlns:w15="http://schemas.microsoft.com/office/word/2012/wordml" xmlns:w16cex="http://schemas.microsoft.com/office/word/2018/wordml/cex" xmlns:w16cid="http://schemas.microsoft.com/office/word/2016/wordml/cid" xmlns:w16="http://schemas.microsoft.com/office/word/2018/wordml" xmlns:w16sdtdh="http://schemas.microsoft.com/office/word/2020/wordml/sdtdatahash" xmlns:w16se="http://schemas.microsoft.com/office/word/2015/wordml/symex" mc:Ignorable="w14 w15 w16se w16cid w16 w16cex w16sdtdh">
+<w:styles xmlns:mc="http://schemas.openxmlformats.org/markup-compatibility/2006" xmlns:r="http://schemas.openxmlformats.org/officeDocument/2006/relationships" xmlns:w="http://schemas.openxmlformats.org/wordprocessingml/2006/main" xmlns:w14="http://schemas.microsoft.com/office/word/2010/wordml" xmlns:w15="http://schemas.microsoft.com/office/word/2012/wordml" xmlns:w16cex="http://schemas.microsoft.com/office/word/2018/wordml/cex" xmlns:w16cid="http://schemas.microsoft.com/office/word/2016/wordml/cid" xmlns:w16="http://schemas.microsoft.com/office/word/2018/wordml" xmlns:w16du="http://schemas.microsoft.com/office/word/2023/wordml/word16du" xmlns:w16sdtdh="http://schemas.microsoft.com/office/word/2020/wordml/sdtdatahash" xmlns:w16sdtfl="http://schemas.microsoft.com/office/word/2024/wordml/sdtformatlock" xmlns:w16se="http://schemas.microsoft.com/office/word/2015/wordml/symex" mc:Ignorable="w14 w15 w16se w16cid w16 w16cex w16sdtdh w16sdtfl w16du">
   <w:docDefaults>
     <w:rPrDefault>
       <w:rPr>
